--- a/resources/form_templates/estandar/SNCC_F019_Participantes.docx
+++ b/resources/form_templates/estandar/SNCC_F019_Participantes.docx
@@ -118,7 +118,7 @@
                               <w:rPr>
                                 <w:rStyle w:val="Textodelmarcadordeposicin"/>
                               </w:rPr>
-                              <w:t>Click here to enter text.</w:t>
+                              <w:t>${proceso_codigo}</w:t>
                             </w:r>
                           </w:p>
                         </w:sdtContent>
@@ -180,7 +180,7 @@
                               <w:rPr>
                                 <w:rStyle w:val="Textodelmarcadordeposicin"/>
                               </w:rPr>
-                              <w:t>Click here to enter text.</w:t>
+                              <w:t>${proceso_codigo}</w:t>
                             </w:r>
                           </w:p>
                         </w:sdtContent>
@@ -386,7 +386,7 @@
                         <w:rPr>
                           <w:rStyle w:val="Style5"/>
                         </w:rPr>
-                        <w:t xml:space="preserve">Seleccione la fecha </w:t>
+                        <w:t xml:space="preserve">${fecha} </w:t>
                       </w:r>
                     </w:sdtContent>
                   </w:sdt>
@@ -3237,7 +3237,7 @@
             <w:rPr>
               <w:rStyle w:val="Textodelmarcadordeposicin"/>
             </w:rPr>
-            <w:t>Click here to enter text.</w:t>
+            <w:t>${proceso_codigo}</w:t>
           </w:r>
         </w:p>
       </w:docPartBody>
@@ -3295,7 +3295,7 @@
             <w:rPr>
               <w:rStyle w:val="Textodelmarcadordeposicin"/>
             </w:rPr>
-            <w:t>Click here to enter text.</w:t>
+            <w:t>${proceso_codigo}</w:t>
           </w:r>
         </w:p>
       </w:docPartBody>

--- a/resources/form_templates/estandar/SNCC_F019_Participantes.docx
+++ b/resources/form_templates/estandar/SNCC_F019_Participantes.docx
@@ -2187,6 +2187,17 @@
       <w:cols w:space="708"/>
       <w:docGrid w:linePitch="360"/>
     </w:sectPr>
+    <w:p>
+      <w:pPr>
+        <w:jc w:val="center"/>
+      </w:pPr>
+      <w:r>
+        <w:rPr>
+          <w:sz w:val="20"/>
+        </w:rPr>
+        <w:t>${img_sello}</w:t>
+      </w:r>
+    </w:p>
   </w:body>
 </w:document>
 </file>

--- a/resources/form_templates/estandar/SNCC_F019_Participantes.docx
+++ b/resources/form_templates/estandar/SNCC_F019_Participantes.docx
@@ -2187,17 +2187,50 @@
       <w:cols w:space="708"/>
       <w:docGrid w:linePitch="360"/>
     </w:sectPr>
-    <w:p>
-      <w:pPr>
+    <w:tbl>
+      <w:tblPr>
+        <w:tblW w:w="0" w:type="auto"/>
+        <w:tblBorders>
+          <w:top w:val="none" w:sz="0" w:space="0" w:color="auto"/>
+          <w:left w:val="none" w:sz="0" w:space="0" w:color="auto"/>
+          <w:bottom w:val="none" w:sz="0" w:space="0" w:color="auto"/>
+          <w:right w:val="none" w:sz="0" w:space="0" w:color="auto"/>
+          <w:insideH w:val="none" w:sz="0" w:space="0" w:color="auto"/>
+          <w:insideV w:val="none" w:sz="0" w:space="0" w:color="auto"/>
+        </w:tblBorders>
         <w:jc w:val="center"/>
-      </w:pPr>
-      <w:r>
-        <w:rPr>
-          <w:sz w:val="20"/>
-        </w:rPr>
-        <w:t>${img_sello}</w:t>
-      </w:r>
-    </w:p>
+      </w:tblPr>
+      <w:tr>
+        <w:tc>
+          <w:tcPr>
+            <w:tcW w:w="4800" w:type="dxa"/>
+            <w:vAlign w:val="bottom"/>
+          </w:tcPr>
+          <w:p>
+            <w:pPr>
+              <w:jc w:val="center"/>
+            </w:pPr>
+            <w:r>
+              <w:t>${img_firma}</w:t>
+            </w:r>
+          </w:p>
+        </w:tc>
+        <w:tc>
+          <w:tcPr>
+            <w:tcW w:w="4800" w:type="dxa"/>
+            <w:vAlign w:val="bottom"/>
+          </w:tcPr>
+          <w:p>
+            <w:pPr>
+              <w:jc w:val="center"/>
+            </w:pPr>
+            <w:r>
+              <w:t>${img_sello}</w:t>
+            </w:r>
+          </w:p>
+        </w:tc>
+      </w:tr>
+    </w:tbl>
   </w:body>
 </w:document>
 </file>
